--- a/08_Supplements/PRISMA_2020_Flow_Diagram_Completed.docx
+++ b/08_Supplements/PRISMA_2020_Flow_Diagram_Completed.docx
@@ -12,9 +12,11 @@
     </w:p>
     <w:p>
       <w:r>
-        <w:t>Sustainable Building Materials in Africa (2015–2025): A Rapid Systematic Review</w:t>
+        <w:t>Sustainable Building Materials in Africa (2015–2025): A Systematic Review</w:t>
         <w:br/>
         <w:t>Author: Agbeniga Agboola</w:t>
+        <w:br/>
+        <w:t>OSF: https://osf.io/dvukp/</w:t>
         <w:br/>
         <w:t>DOI: 10.5281/zenodo.22771539</w:t>
       </w:r>
